--- a/deliverables/video-6-slides/script/Video_6_Teleprompter_Script_with_Slide_Markers.docx
+++ b/deliverables/video-6-slides/script/Video_6_Teleprompter_Script_with_Slide_Markers.docx
@@ -826,7 +826,7 @@
           <w:color w:val="1A1A1A"/>
           <w:sz w:val="27"/>
         </w:rPr>
-        <w:t>Then take four questions into the conversation with your manager: Which of these responsibilities should remain with me? What should come off my plate as this becomes part of my role? Which decisions need to belong to me for these outcomes? And how and when will the expanded scope be formally reviewed?</w:t>
+        <w:t>Then take these questions into the conversation with your manager: Which of these responsibilities should remain with me? What should come off my plate as this becomes part of my role? Which decisions need to belong to me for these outcomes? And how and when will the expanded scope be formally reviewed?</w:t>
       </w:r>
     </w:p>
     <w:p>

--- a/deliverables/video-6-slides/script/Video_6_Teleprompter_Script_with_Slide_Markers.docx
+++ b/deliverables/video-6-slides/script/Video_6_Teleprompter_Script_with_Slide_Markers.docx
@@ -86,7 +86,7 @@
           <w:color w:val="1A1A1A"/>
           <w:sz w:val="27"/>
         </w:rPr>
-        <w:t>More responsibility can mean you are growing. It can also mean the organization has learned that you will absorb more. Those are not the same. The question is whether the additional work is expanding your judgment, your range and the evidence you can carry somewhere else.</w:t>
+        <w:t>Is this actually growth, or am I just being given more work?</w:t>
       </w:r>
     </w:p>
     <w:p>
@@ -100,7 +100,35 @@
           <w:color w:val="1A1A1A"/>
           <w:sz w:val="27"/>
         </w:rPr>
-        <w:t>By the end of this video, you will have three tests for separating genuine career growth from a workload that has simply become larger.</w:t>
+        <w:t>More responsibility can mean you’re growing. It can also mean the organization has learned that you’ll absorb more.</w:t>
+      </w:r>
+    </w:p>
+    <w:p>
+      <w:pPr>
+        <w:spacing w:before="0" w:after="280" w:line="372" w:lineRule="auto"/>
+      </w:pPr>
+      <w:r>
+        <w:rPr>
+          <w:b w:val="0"/>
+          <w:i w:val="0"/>
+          <w:color w:val="1A1A1A"/>
+          <w:sz w:val="27"/>
+        </w:rPr>
+        <w:t>Those aren’t the same. The question is whether the extra work is expanding your judgment, your range and the evidence you can carry somewhere else.</w:t>
+      </w:r>
+    </w:p>
+    <w:p>
+      <w:pPr>
+        <w:spacing w:before="0" w:after="280" w:line="372" w:lineRule="auto"/>
+      </w:pPr>
+      <w:r>
+        <w:rPr>
+          <w:b w:val="0"/>
+          <w:i w:val="0"/>
+          <w:color w:val="1A1A1A"/>
+          <w:sz w:val="27"/>
+        </w:rPr>
+        <w:t>By the end of this, you’ll have three tests for telling them apart.</w:t>
       </w:r>
     </w:p>
     <w:p>
